--- a/testakten/starug-schutzschirm-grossbach-druckguss-erfurt/11_krypto_verwertungsstrategie.docx
+++ b/testakten/starug-schutzschirm-grossbach-druckguss-erfurt/11_krypto_verwertungsstrategie.docx
@@ -5,70 +5,109 @@
     <w:p>
       <w:pPr>
         <w:pStyle w:val="Heading1"/>
+        <w:spacing w:after="160" w:line="259" w:lineRule="auto"/>
       </w:pPr>
       <w:r>
         <w:rPr>
           <w:rFonts w:ascii="Times New Roman" w:hAnsi="Times New Roman"/>
+          <w:b/>
+          <w:sz w:val="28"/>
         </w:rPr>
         <w:t>11 – Krypto-Verwertungsstrategie: 8 BTC auf Bitvavo-Wallet</w:t>
       </w:r>
     </w:p>
     <w:p>
       <w:pPr>
+        <w:spacing w:before="120" w:after="60" w:line="259" w:lineRule="auto"/>
         <w:jc w:val="left"/>
       </w:pPr>
       <w:r>
         <w:rPr>
-          <w:b/>
+          <w:rFonts w:ascii="Times New Roman" w:hAnsi="Times New Roman"/>
+          <w:b w:val="0"/>
+          <w:i w:val="0"/>
+          <w:sz w:val="22"/>
         </w:rPr>
         <w:t>Bearbeiter:</w:t>
       </w:r>
       <w:r>
+        <w:rPr>
+          <w:rFonts w:ascii="Times New Roman" w:hAnsi="Times New Roman"/>
+          <w:b w:val="0"/>
+          <w:i w:val="0"/>
+          <w:sz w:val="22"/>
+        </w:rPr>
         <w:t xml:space="preserve"> RA Dr. Maximilian Drosselberg</w:t>
       </w:r>
     </w:p>
     <w:p>
       <w:pPr>
+        <w:spacing w:before="120" w:after="60" w:line="259" w:lineRule="auto"/>
         <w:jc w:val="left"/>
       </w:pPr>
       <w:r>
         <w:rPr>
-          <w:b/>
+          <w:rFonts w:ascii="Times New Roman" w:hAnsi="Times New Roman"/>
+          <w:b w:val="0"/>
+          <w:i w:val="0"/>
+          <w:sz w:val="22"/>
         </w:rPr>
         <w:t>Datum:</w:t>
       </w:r>
       <w:r>
+        <w:rPr>
+          <w:rFonts w:ascii="Times New Roman" w:hAnsi="Times New Roman"/>
+          <w:b w:val="0"/>
+          <w:i w:val="0"/>
+          <w:sz w:val="22"/>
+        </w:rPr>
         <w:t xml:space="preserve"> 22. Mai 2026</w:t>
       </w:r>
     </w:p>
     <w:p>
       <w:pPr>
+        <w:spacing w:before="120" w:after="60" w:line="259" w:lineRule="auto"/>
         <w:jc w:val="left"/>
       </w:pPr>
       <w:r>
         <w:rPr>
+          <w:rFonts w:ascii="Times New Roman" w:hAnsi="Times New Roman"/>
           <w:b/>
+          <w:sz w:val="22"/>
         </w:rPr>
         <w:t>Klassifizierung:</w:t>
       </w:r>
       <w:r>
+        <w:rPr>
+          <w:rFonts w:ascii="Times New Roman" w:hAnsi="Times New Roman"/>
+          <w:b/>
+          <w:sz w:val="22"/>
+        </w:rPr>
         <w:t xml:space="preserve"> Vertraulich – Mandantenakte</w:t>
       </w:r>
     </w:p>
-    <w:p/>
+    <w:p>
+      <w:pPr>
+        <w:spacing w:line="259" w:lineRule="auto" w:after="60"/>
+      </w:pPr>
+    </w:p>
     <w:p>
       <w:pPr>
         <w:pStyle w:val="Heading2"/>
+        <w:spacing w:before="120" w:after="60" w:line="259" w:lineRule="auto"/>
       </w:pPr>
       <w:r>
         <w:rPr>
           <w:rFonts w:ascii="Times New Roman" w:hAnsi="Times New Roman"/>
+          <w:b/>
+          <w:sz w:val="22"/>
         </w:rPr>
         <w:t>1. Ausgangslage</w:t>
       </w:r>
     </w:p>
     <w:p>
       <w:pPr>
+        <w:spacing w:line="259" w:lineRule="auto" w:after="60"/>
         <w:jc w:val="left"/>
       </w:pPr>
       <w:r>
@@ -77,6 +116,7 @@
     </w:p>
     <w:p>
       <w:pPr>
+        <w:spacing w:line="259" w:lineRule="auto" w:after="60"/>
         <w:jc w:val="left"/>
       </w:pPr>
       <w:r>
@@ -85,6 +125,7 @@
     </w:p>
     <w:p>
       <w:pPr>
+        <w:spacing w:line="259" w:lineRule="auto" w:after="60"/>
         <w:jc w:val="left"/>
       </w:pPr>
       <w:r>
@@ -93,6 +134,7 @@
     </w:p>
     <w:p>
       <w:pPr>
+        <w:spacing w:line="259" w:lineRule="auto" w:after="60"/>
         <w:jc w:val="left"/>
       </w:pPr>
       <w:r>
@@ -104,6 +146,7 @@
     </w:p>
     <w:p>
       <w:pPr>
+        <w:spacing w:line="259" w:lineRule="auto" w:after="60"/>
         <w:jc w:val="left"/>
       </w:pPr>
       <w:r>
@@ -118,6 +161,7 @@
     </w:p>
     <w:p>
       <w:pPr>
+        <w:spacing w:line="259" w:lineRule="auto" w:after="60"/>
         <w:jc w:val="left"/>
       </w:pPr>
       <w:r>
@@ -129,6 +173,7 @@
     </w:p>
     <w:p>
       <w:pPr>
+        <w:spacing w:line="259" w:lineRule="auto" w:after="60"/>
         <w:jc w:val="left"/>
       </w:pPr>
       <w:r>
@@ -137,6 +182,7 @@
     </w:p>
     <w:p>
       <w:pPr>
+        <w:spacing w:line="259" w:lineRule="auto" w:after="60"/>
         <w:jc w:val="left"/>
       </w:pPr>
       <w:r>
@@ -161,10 +207,15 @@
         <w:t>.</w:t>
       </w:r>
     </w:p>
-    <w:p/>
+    <w:p>
+      <w:pPr>
+        <w:spacing w:line="259" w:lineRule="auto" w:after="60"/>
+      </w:pPr>
+    </w:p>
     <w:p>
       <w:pPr>
         <w:pStyle w:val="Heading2"/>
+        <w:spacing w:line="259" w:lineRule="auto" w:after="60"/>
       </w:pPr>
       <w:r>
         <w:rPr>
@@ -176,6 +227,7 @@
     <w:p>
       <w:pPr>
         <w:pStyle w:val="Heading3"/>
+        <w:spacing w:line="259" w:lineRule="auto" w:after="60"/>
       </w:pPr>
       <w:r>
         <w:rPr>
@@ -186,6 +238,7 @@
     </w:p>
     <w:p>
       <w:pPr>
+        <w:spacing w:line="259" w:lineRule="auto" w:after="60"/>
         <w:jc w:val="left"/>
       </w:pPr>
       <w:r>
@@ -203,6 +256,7 @@
     </w:p>
     <w:p>
       <w:pPr>
+        <w:spacing w:line="259" w:lineRule="auto" w:after="60"/>
         <w:jc w:val="left"/>
       </w:pPr>
       <w:r>
@@ -211,6 +265,7 @@
     </w:p>
     <w:p>
       <w:pPr>
+        <w:spacing w:line="259" w:lineRule="auto" w:after="60"/>
         <w:jc w:val="left"/>
       </w:pPr>
       <w:r>
@@ -219,6 +274,7 @@
     </w:p>
     <w:p>
       <w:pPr>
+        <w:spacing w:line="259" w:lineRule="auto" w:after="60"/>
         <w:jc w:val="left"/>
       </w:pPr>
       <w:r>
@@ -233,6 +289,7 @@
     </w:p>
     <w:p>
       <w:pPr>
+        <w:spacing w:line="259" w:lineRule="auto" w:after="60"/>
         <w:jc w:val="left"/>
       </w:pPr>
       <w:r>
@@ -251,6 +308,7 @@
     <w:p>
       <w:pPr>
         <w:pStyle w:val="Heading3"/>
+        <w:spacing w:line="259" w:lineRule="auto" w:after="60"/>
       </w:pPr>
       <w:r>
         <w:rPr>
@@ -261,6 +319,7 @@
     </w:p>
     <w:p>
       <w:pPr>
+        <w:spacing w:line="259" w:lineRule="auto" w:after="60"/>
         <w:jc w:val="left"/>
       </w:pPr>
       <w:r>
@@ -269,6 +328,7 @@
     </w:p>
     <w:p>
       <w:pPr>
+        <w:spacing w:line="259" w:lineRule="auto" w:after="60"/>
         <w:jc w:val="left"/>
       </w:pPr>
       <w:r>
@@ -280,6 +340,7 @@
     </w:p>
     <w:p>
       <w:pPr>
+        <w:spacing w:line="259" w:lineRule="auto" w:after="60"/>
         <w:jc w:val="left"/>
       </w:pPr>
       <w:r>
@@ -288,6 +349,7 @@
     </w:p>
     <w:p>
       <w:pPr>
+        <w:spacing w:line="259" w:lineRule="auto" w:after="60"/>
         <w:jc w:val="left"/>
       </w:pPr>
       <w:r>
@@ -296,6 +358,7 @@
     </w:p>
     <w:p>
       <w:pPr>
+        <w:spacing w:line="259" w:lineRule="auto" w:after="60"/>
         <w:jc w:val="left"/>
       </w:pPr>
       <w:r>
@@ -313,6 +376,7 @@
     </w:p>
     <w:p>
       <w:pPr>
+        <w:spacing w:line="259" w:lineRule="auto" w:after="60"/>
         <w:jc w:val="left"/>
       </w:pPr>
       <w:r>
@@ -321,6 +385,7 @@
     </w:p>
     <w:p>
       <w:pPr>
+        <w:spacing w:line="259" w:lineRule="auto" w:after="60"/>
         <w:jc w:val="left"/>
       </w:pPr>
       <w:r>
@@ -329,6 +394,7 @@
     </w:p>
     <w:p>
       <w:pPr>
+        <w:spacing w:line="259" w:lineRule="auto" w:after="60"/>
         <w:jc w:val="left"/>
       </w:pPr>
       <w:r>
@@ -340,6 +406,7 @@
     </w:p>
     <w:p>
       <w:pPr>
+        <w:spacing w:line="259" w:lineRule="auto" w:after="60"/>
         <w:jc w:val="left"/>
       </w:pPr>
       <w:r>
@@ -348,6 +415,7 @@
     </w:p>
     <w:p>
       <w:pPr>
+        <w:spacing w:line="259" w:lineRule="auto" w:after="60"/>
         <w:jc w:val="left"/>
       </w:pPr>
       <w:r>
@@ -359,6 +427,7 @@
     </w:p>
     <w:p>
       <w:pPr>
+        <w:spacing w:line="259" w:lineRule="auto" w:after="60"/>
         <w:jc w:val="left"/>
       </w:pPr>
       <w:r>
@@ -367,6 +436,7 @@
     </w:p>
     <w:p>
       <w:pPr>
+        <w:spacing w:line="259" w:lineRule="auto" w:after="60"/>
         <w:jc w:val="left"/>
       </w:pPr>
       <w:r>
@@ -387,16 +457,22 @@
     </w:p>
     <w:p>
       <w:pPr>
+        <w:spacing w:line="259" w:lineRule="auto" w:after="60"/>
         <w:jc w:val="left"/>
       </w:pPr>
       <w:r>
         <w:t>und gehören nicht zur Insolvenzmasse der KG.</w:t>
       </w:r>
     </w:p>
-    <w:p/>
+    <w:p>
+      <w:pPr>
+        <w:spacing w:line="259" w:lineRule="auto" w:after="60"/>
+      </w:pPr>
+    </w:p>
     <w:p>
       <w:pPr>
         <w:pStyle w:val="Heading2"/>
+        <w:spacing w:line="259" w:lineRule="auto" w:after="60"/>
       </w:pPr>
       <w:r>
         <w:rPr>
@@ -407,6 +483,7 @@
     </w:p>
     <w:p>
       <w:pPr>
+        <w:spacing w:line="259" w:lineRule="auto" w:after="60"/>
         <w:jc w:val="left"/>
       </w:pPr>
       <w:r>
@@ -421,6 +498,7 @@
     </w:p>
     <w:p>
       <w:pPr>
+        <w:spacing w:line="259" w:lineRule="auto" w:after="60"/>
         <w:jc w:val="left"/>
       </w:pPr>
       <w:r>
@@ -429,6 +507,7 @@
     </w:p>
     <w:p>
       <w:pPr>
+        <w:spacing w:line="259" w:lineRule="auto" w:after="60"/>
         <w:jc w:val="left"/>
       </w:pPr>
       <w:r>
@@ -438,6 +517,7 @@
     <w:p>
       <w:pPr>
         <w:pStyle w:val="Heading3"/>
+        <w:spacing w:line="259" w:lineRule="auto" w:after="60"/>
       </w:pPr>
       <w:r>
         <w:rPr>
@@ -448,6 +528,7 @@
     </w:p>
     <w:p>
       <w:pPr>
+        <w:spacing w:line="259" w:lineRule="auto" w:after="60"/>
         <w:jc w:val="left"/>
       </w:pPr>
       <w:r>
@@ -456,6 +537,7 @@
     </w:p>
     <w:p>
       <w:pPr>
+        <w:spacing w:line="259" w:lineRule="auto" w:after="60"/>
         <w:jc w:val="left"/>
       </w:pPr>
       <w:r>
@@ -464,6 +546,7 @@
     </w:p>
     <w:p>
       <w:pPr>
+        <w:spacing w:line="259" w:lineRule="auto" w:after="60"/>
         <w:jc w:val="left"/>
       </w:pPr>
       <w:r>
@@ -478,6 +561,7 @@
     </w:p>
     <w:p>
       <w:pPr>
+        <w:spacing w:line="259" w:lineRule="auto" w:after="60"/>
         <w:jc w:val="left"/>
       </w:pPr>
       <w:r>
@@ -486,16 +570,22 @@
     </w:p>
     <w:p>
       <w:pPr>
+        <w:spacing w:line="259" w:lineRule="auto" w:after="60"/>
         <w:jc w:val="left"/>
       </w:pPr>
       <w:r>
         <w:t>förmlich zu vereinbaren.</w:t>
       </w:r>
     </w:p>
-    <w:p/>
+    <w:p>
+      <w:pPr>
+        <w:spacing w:line="259" w:lineRule="auto" w:after="60"/>
+      </w:pPr>
+    </w:p>
     <w:p>
       <w:pPr>
         <w:pStyle w:val="Heading2"/>
+        <w:spacing w:line="259" w:lineRule="auto" w:after="60"/>
       </w:pPr>
       <w:r>
         <w:rPr>
@@ -507,6 +597,7 @@
     <w:p>
       <w:pPr>
         <w:pStyle w:val="Heading3"/>
+        <w:spacing w:line="259" w:lineRule="auto" w:after="60"/>
       </w:pPr>
       <w:r>
         <w:rPr>
@@ -517,6 +608,7 @@
     </w:p>
     <w:p>
       <w:pPr>
+        <w:spacing w:line="259" w:lineRule="auto" w:after="60"/>
         <w:jc w:val="left"/>
       </w:pPr>
       <w:r>
@@ -525,6 +617,7 @@
     </w:p>
     <w:p>
       <w:pPr>
+        <w:spacing w:line="259" w:lineRule="auto" w:after="60"/>
         <w:jc w:val="left"/>
       </w:pPr>
       <w:r>
@@ -533,6 +626,7 @@
     </w:p>
     <w:p>
       <w:pPr>
+        <w:spacing w:line="259" w:lineRule="auto" w:after="60"/>
         <w:jc w:val="left"/>
       </w:pPr>
       <w:r>
@@ -541,6 +635,7 @@
     </w:p>
     <w:p>
       <w:pPr>
+        <w:spacing w:line="259" w:lineRule="auto" w:after="60"/>
         <w:jc w:val="left"/>
       </w:pPr>
       <w:r>
@@ -555,6 +650,7 @@
     </w:p>
     <w:p>
       <w:pPr>
+        <w:spacing w:line="259" w:lineRule="auto" w:after="60"/>
         <w:jc w:val="left"/>
       </w:pPr>
       <w:r>
@@ -569,6 +665,7 @@
     </w:p>
     <w:p>
       <w:pPr>
+        <w:spacing w:line="259" w:lineRule="auto" w:after="60"/>
         <w:jc w:val="left"/>
       </w:pPr>
       <w:r>
@@ -584,6 +681,7 @@
     <w:p>
       <w:pPr>
         <w:pStyle w:val="Heading3"/>
+        <w:spacing w:line="259" w:lineRule="auto" w:after="60"/>
       </w:pPr>
       <w:r>
         <w:rPr>
@@ -594,6 +692,7 @@
     </w:p>
     <w:p>
       <w:pPr>
+        <w:spacing w:line="259" w:lineRule="auto" w:after="60"/>
         <w:jc w:val="left"/>
       </w:pPr>
       <w:r>
@@ -605,6 +704,7 @@
     </w:p>
     <w:p>
       <w:pPr>
+        <w:spacing w:line="259" w:lineRule="auto" w:after="60"/>
         <w:jc w:val="left"/>
       </w:pPr>
       <w:r>
@@ -613,6 +713,7 @@
     </w:p>
     <w:p>
       <w:pPr>
+        <w:spacing w:line="259" w:lineRule="auto" w:after="60"/>
         <w:jc w:val="left"/>
       </w:pPr>
       <w:r>
@@ -621,6 +722,7 @@
     </w:p>
     <w:p>
       <w:pPr>
+        <w:spacing w:line="259" w:lineRule="auto" w:after="60"/>
         <w:jc w:val="left"/>
       </w:pPr>
       <w:r>
@@ -629,6 +731,7 @@
     </w:p>
     <w:p>
       <w:pPr>
+        <w:spacing w:line="259" w:lineRule="auto" w:after="60"/>
         <w:jc w:val="left"/>
       </w:pPr>
       <w:r>
@@ -637,6 +740,7 @@
     </w:p>
     <w:p>
       <w:pPr>
+        <w:spacing w:line="259" w:lineRule="auto" w:after="60"/>
         <w:jc w:val="left"/>
       </w:pPr>
       <w:r>
@@ -648,6 +752,7 @@
     </w:p>
     <w:p>
       <w:pPr>
+        <w:spacing w:line="259" w:lineRule="auto" w:after="60"/>
         <w:jc w:val="left"/>
       </w:pPr>
       <w:r>
@@ -656,6 +761,7 @@
     </w:p>
     <w:p>
       <w:pPr>
+        <w:spacing w:line="259" w:lineRule="auto" w:after="60"/>
         <w:jc w:val="left"/>
       </w:pPr>
       <w:r>
@@ -664,6 +770,7 @@
     </w:p>
     <w:p>
       <w:pPr>
+        <w:spacing w:line="259" w:lineRule="auto" w:after="60"/>
         <w:jc w:val="left"/>
       </w:pPr>
       <w:r>
@@ -675,6 +782,7 @@
     </w:p>
     <w:p>
       <w:pPr>
+        <w:spacing w:line="259" w:lineRule="auto" w:after="60"/>
         <w:jc w:val="left"/>
       </w:pPr>
       <w:r>
@@ -683,6 +791,7 @@
     </w:p>
     <w:p>
       <w:pPr>
+        <w:spacing w:line="259" w:lineRule="auto" w:after="60"/>
         <w:jc w:val="left"/>
       </w:pPr>
       <w:r>
@@ -691,6 +800,7 @@
     </w:p>
     <w:p>
       <w:pPr>
+        <w:spacing w:line="259" w:lineRule="auto" w:after="60"/>
         <w:jc w:val="left"/>
       </w:pPr>
       <w:r>
@@ -699,6 +809,7 @@
     </w:p>
     <w:p>
       <w:pPr>
+        <w:spacing w:line="259" w:lineRule="auto" w:after="60"/>
         <w:jc w:val="left"/>
       </w:pPr>
       <w:r>
@@ -710,6 +821,7 @@
     </w:p>
     <w:p>
       <w:pPr>
+        <w:spacing w:line="259" w:lineRule="auto" w:after="60"/>
         <w:jc w:val="left"/>
       </w:pPr>
       <w:r>
@@ -718,6 +830,7 @@
     </w:p>
     <w:p>
       <w:pPr>
+        <w:spacing w:line="259" w:lineRule="auto" w:after="60"/>
         <w:jc w:val="left"/>
       </w:pPr>
       <w:r>
@@ -726,6 +839,7 @@
     </w:p>
     <w:p>
       <w:pPr>
+        <w:spacing w:line="259" w:lineRule="auto" w:after="60"/>
         <w:jc w:val="left"/>
       </w:pPr>
       <w:r>
@@ -741,6 +855,7 @@
     <w:p>
       <w:pPr>
         <w:pStyle w:val="Heading3"/>
+        <w:spacing w:line="259" w:lineRule="auto" w:after="60"/>
       </w:pPr>
       <w:r>
         <w:rPr>
@@ -752,6 +867,7 @@
     <w:p>
       <w:pPr>
         <w:pStyle w:val="ListNumber"/>
+        <w:spacing w:line="259" w:lineRule="auto" w:after="60"/>
       </w:pPr>
       <w:r>
         <w:t>Bitvavo-Account-Verifizierung aktuell (KYC vollständig, Identitätsprüfung abgeschlossen)</w:t>
@@ -760,6 +876,7 @@
     <w:p>
       <w:pPr>
         <w:pStyle w:val="ListNumber"/>
+        <w:spacing w:line="259" w:lineRule="auto" w:after="60"/>
       </w:pPr>
       <w:r>
         <w:t>Verkaufsorder: Limit-Order empfohlen (kein Market-Sell bei großen Volumina wegen</w:t>
@@ -767,6 +884,7 @@
     </w:p>
     <w:p>
       <w:pPr>
+        <w:spacing w:line="259" w:lineRule="auto" w:after="60"/>
         <w:jc w:val="left"/>
       </w:pPr>
       <w:r>
@@ -776,6 +894,7 @@
     <w:p>
       <w:pPr>
         <w:pStyle w:val="ListNumber"/>
+        <w:spacing w:line="259" w:lineRule="auto" w:after="60"/>
       </w:pPr>
       <w:r>
         <w:t>EUR-Überweisung auf Privatkonto Großbach (Bitvavo → IBAN-Überweisung dauert 1–2 Werktage)</w:t>
@@ -784,6 +903,7 @@
     <w:p>
       <w:pPr>
         <w:pStyle w:val="ListNumber"/>
+        <w:spacing w:line="259" w:lineRule="auto" w:after="60"/>
       </w:pPr>
       <w:r>
         <w:t>Von Privatkonto Großbach: Einlagenübertrag auf KG-Konto (notariell beurkunden lassen</w:t>
@@ -791,16 +911,22 @@
     </w:p>
     <w:p>
       <w:pPr>
+        <w:spacing w:line="259" w:lineRule="auto" w:after="60"/>
         <w:jc w:val="left"/>
       </w:pPr>
       <w:r>
         <w:t>für Insolvenz-Dokumentation)</w:t>
       </w:r>
     </w:p>
-    <w:p/>
+    <w:p>
+      <w:pPr>
+        <w:spacing w:line="259" w:lineRule="auto" w:after="60"/>
+      </w:pPr>
+    </w:p>
     <w:p>
       <w:pPr>
         <w:pStyle w:val="Heading2"/>
+        <w:spacing w:line="259" w:lineRule="auto" w:after="60"/>
       </w:pPr>
       <w:r>
         <w:rPr>
@@ -811,6 +937,7 @@
     </w:p>
     <w:p>
       <w:pPr>
+        <w:spacing w:line="259" w:lineRule="auto" w:after="60"/>
         <w:jc w:val="left"/>
       </w:pPr>
       <w:r>
@@ -819,6 +946,7 @@
     </w:p>
     <w:p>
       <w:pPr>
+        <w:spacing w:line="259" w:lineRule="auto" w:after="60"/>
         <w:jc w:val="left"/>
       </w:pPr>
       <w:r>
@@ -827,6 +955,7 @@
     </w:p>
     <w:p>
       <w:pPr>
+        <w:spacing w:line="259" w:lineRule="auto" w:after="60"/>
         <w:jc w:val="left"/>
       </w:pPr>
       <w:r>
@@ -835,6 +964,7 @@
     </w:p>
     <w:p>
       <w:pPr>
+        <w:spacing w:line="259" w:lineRule="auto" w:after="60"/>
         <w:jc w:val="left"/>
       </w:pPr>
       <w:r>
@@ -852,6 +982,7 @@
     </w:p>
     <w:p>
       <w:pPr>
+        <w:spacing w:line="259" w:lineRule="auto" w:after="60"/>
         <w:jc w:val="left"/>
       </w:pPr>
       <w:r>
@@ -860,6 +991,7 @@
     </w:p>
     <w:p>
       <w:pPr>
+        <w:spacing w:line="259" w:lineRule="auto" w:after="60"/>
         <w:jc w:val="left"/>
       </w:pPr>
       <w:r>
@@ -868,16 +1000,22 @@
     </w:p>
     <w:p>
       <w:pPr>
+        <w:spacing w:line="259" w:lineRule="auto" w:after="60"/>
         <w:jc w:val="left"/>
       </w:pPr>
       <w:r>
         <w:t>Nachschusspflicht.</w:t>
       </w:r>
     </w:p>
-    <w:p/>
+    <w:p>
+      <w:pPr>
+        <w:spacing w:line="259" w:lineRule="auto" w:after="60"/>
+      </w:pPr>
+    </w:p>
     <w:p>
       <w:pPr>
         <w:pStyle w:val="Heading2"/>
+        <w:spacing w:line="259" w:lineRule="auto" w:after="60"/>
       </w:pPr>
       <w:r>
         <w:rPr>
@@ -889,6 +1027,7 @@
     <w:p>
       <w:pPr>
         <w:pStyle w:val="ListBullet"/>
+        <w:spacing w:line="259" w:lineRule="auto" w:after="60"/>
       </w:pPr>
       <w:r>
         <w:t>Kaufnachweis 2022 (Bitvavo-Transaktionshistorie) sichern</w:t>
@@ -897,6 +1036,7 @@
     <w:p>
       <w:pPr>
         <w:pStyle w:val="ListBullet"/>
+        <w:spacing w:line="259" w:lineRule="auto" w:after="60"/>
       </w:pPr>
       <w:r>
         <w:t>Verkaufsnachweis 2026 sichern (für Steuerbefreiung § 23 EStG)</w:t>
@@ -905,6 +1045,7 @@
     <w:p>
       <w:pPr>
         <w:pStyle w:val="ListBullet"/>
+        <w:spacing w:line="259" w:lineRule="auto" w:after="60"/>
       </w:pPr>
       <w:r>
         <w:t>Einlagevertrag zwischen Friedhelm Großbach und KG (beurkundet)</w:t>
@@ -913,14 +1054,20 @@
     <w:p>
       <w:pPr>
         <w:pStyle w:val="ListBullet"/>
+        <w:spacing w:line="259" w:lineRule="auto" w:after="60"/>
       </w:pPr>
       <w:r>
         <w:t>Weiterleitung der Dokumentation an Sachwalter Dr. Sonnenschein</w:t>
       </w:r>
     </w:p>
-    <w:p/>
     <w:p>
       <w:pPr>
+        <w:spacing w:line="259" w:lineRule="auto" w:after="60"/>
+      </w:pPr>
+    </w:p>
+    <w:p>
+      <w:pPr>
+        <w:spacing w:line="259" w:lineRule="auto" w:after="60"/>
         <w:jc w:val="left"/>
       </w:pPr>
       <w:r>
@@ -932,6 +1079,7 @@
     </w:p>
     <w:p>
       <w:pPr>
+        <w:spacing w:line="259" w:lineRule="auto" w:after="60"/>
         <w:jc w:val="left"/>
       </w:pPr>
       <w:r>
@@ -942,13 +1090,58 @@
       </w:r>
     </w:p>
     <w:sectPr>
+      <w:headerReference w:type="default" r:id="rId9"/>
+      <w:footerReference w:type="default" r:id="rId10"/>
       <w:pgSz w:w="11906" w:h="16838"/>
-      <w:pgMar w:top="1417" w:right="1417" w:bottom="1417" w:left="1417" w:header="720" w:footer="720" w:gutter="0"/>
+      <w:pgMar w:top="1191" w:right="1247" w:bottom="1134" w:left="1361" w:header="720" w:footer="720" w:gutter="0"/>
       <w:cols w:space="720"/>
       <w:docGrid w:linePitch="360"/>
     </w:sectPr>
   </w:body>
 </w:document>
+</file>
+
+<file path=word/footer1.xml><?xml version="1.0" encoding="utf-8"?>
+<w:ftr xmlns:m="http://schemas.openxmlformats.org/officeDocument/2006/math" xmlns:mc="http://schemas.openxmlformats.org/markup-compatibility/2006" xmlns:mo="http://schemas.microsoft.com/office/mac/office/2008/main" xmlns:mv="urn:schemas-microsoft-com:mac:vml" xmlns:o="urn:schemas-microsoft-com:office:office" xmlns:r="http://schemas.openxmlformats.org/officeDocument/2006/relationships" xmlns:v="urn:schemas-microsoft-com:vml" xmlns:w10="urn:schemas-microsoft-com:office:word" xmlns:w14="http://schemas.microsoft.com/office/word/2010/wordml" xmlns:w="http://schemas.openxmlformats.org/wordprocessingml/2006/main" xmlns:wne="http://schemas.microsoft.com/office/word/2006/wordml" xmlns:wp14="http://schemas.microsoft.com/office/word/2010/wordprocessingDrawing" xmlns:wp="http://schemas.openxmlformats.org/drawingml/2006/wordprocessingDrawing" xmlns:wpc="http://schemas.microsoft.com/office/word/2010/wordprocessingCanvas" xmlns:wpg="http://schemas.microsoft.com/office/word/2010/wordprocessingGroup" xmlns:wpi="http://schemas.microsoft.com/office/word/2010/wordprocessingInk" xmlns:wps="http://schemas.microsoft.com/office/word/2010/wordprocessingShape" mc:Ignorable="w14 wp14">
+  <w:p>
+    <w:pPr>
+      <w:pStyle w:val="Footer"/>
+      <w:jc w:val="left"/>
+    </w:pPr>
+    <w:r/>
+    <w:r>
+      <w:rPr>
+        <w:rFonts w:ascii="Times New Roman" w:hAnsi="Times New Roman"/>
+        <w:b w:val="0"/>
+        <w:color w:val="777777"/>
+        <w:sz w:val="17"/>
+      </w:rPr>
+      <w:t>Vertraulich | Bearbeitungsstand Juli 2026 | nur zur Aktenbearbeitung</w:t>
+    </w:r>
+  </w:p>
+</w:ftr>
+</file>
+
+<file path=word/header1.xml><?xml version="1.0" encoding="utf-8"?>
+<w:hdr xmlns:m="http://schemas.openxmlformats.org/officeDocument/2006/math" xmlns:mc="http://schemas.openxmlformats.org/markup-compatibility/2006" xmlns:mo="http://schemas.microsoft.com/office/mac/office/2008/main" xmlns:mv="urn:schemas-microsoft-com:mac:vml" xmlns:o="urn:schemas-microsoft-com:office:office" xmlns:r="http://schemas.openxmlformats.org/officeDocument/2006/relationships" xmlns:v="urn:schemas-microsoft-com:vml" xmlns:w10="urn:schemas-microsoft-com:office:word" xmlns:w14="http://schemas.microsoft.com/office/word/2010/wordml" xmlns:w="http://schemas.openxmlformats.org/wordprocessingml/2006/main" xmlns:wne="http://schemas.microsoft.com/office/word/2006/wordml" xmlns:wp14="http://schemas.microsoft.com/office/word/2010/wordprocessingDrawing" xmlns:wp="http://schemas.openxmlformats.org/drawingml/2006/wordprocessingDrawing" xmlns:wpc="http://schemas.microsoft.com/office/word/2010/wordprocessingCanvas" xmlns:wpg="http://schemas.microsoft.com/office/word/2010/wordprocessingGroup" xmlns:wpi="http://schemas.microsoft.com/office/word/2010/wordprocessingInk" xmlns:wps="http://schemas.microsoft.com/office/word/2010/wordprocessingShape" mc:Ignorable="w14 wp14">
+  <w:p>
+    <w:pPr>
+      <w:pStyle w:val="Header"/>
+      <w:jc w:val="left"/>
+    </w:pPr>
+    <w:r/>
+    <w:r>
+      <w:rPr>
+        <w:rFonts w:ascii="Times New Roman" w:hAnsi="Times New Roman"/>
+        <w:b w:val="0"/>
+        <w:i w:val="0"/>
+        <w:color w:val="666666"/>
+        <w:sz w:val="17"/>
+      </w:rPr>
+      <w:t>Lindenhof und Partner mbB | Insolvenz- und Restrukturierungsakte | Bearbeitungsstand Juli 2026</w:t>
+    </w:r>
+  </w:p>
+</w:hdr>
 </file>
 
 <file path=word/numbering.xml><?xml version="1.0" encoding="utf-8"?>
@@ -1665,11 +1858,12 @@
       <w:contextualSpacing/>
     </w:pPr>
     <w:rPr>
-      <w:rFonts w:asciiTheme="majorHAnsi" w:eastAsiaTheme="majorEastAsia" w:hAnsiTheme="majorHAnsi" w:cstheme="majorBidi"/>
+      <w:rFonts w:asciiTheme="majorHAnsi" w:eastAsiaTheme="majorEastAsia" w:hAnsiTheme="majorHAnsi" w:cstheme="majorBidi" w:ascii="Times New Roman" w:hAnsi="Times New Roman"/>
+      <w:b/>
       <w:color w:val="17365D" w:themeColor="text2" w:themeShade="BF"/>
       <w:spacing w:val="5"/>
       <w:kern w:val="28"/>
-      <w:sz w:val="52"/>
+      <w:sz w:val="30"/>
       <w:szCs w:val="52"/>
     </w:rPr>
   </w:style>
